--- a/Angel_Wangari_Resume.docx
+++ b/Angel_Wangari_Resume.docx
@@ -260,25 +260,25 @@
           <w:sz w:val="18"/>
           <w:szCs w:val="18"/>
         </w:rPr>
-        <w:t xml:space="preserve">   PHP • MySQL • HTML/CSS • Rule-Based System</w:t>
-      </w:r>
-    </w:p>
-    <w:p>
-      <w:pPr>
-        <w:pStyle w:val="ListParagraph"/>
-        <w:numPr>
-          <w:ilvl w:val="0"/>
-          <w:numId w:val="2"/>
-        </w:numPr>
-        <w:spacing w:after="15" w:line="230"/>
-      </w:pPr>
-      <w:r>
-        <w:rPr>
-          <w:rFonts w:ascii="Calibri" w:cs="Calibri" w:eastAsia="Calibri" w:hAnsi="Calibri"/>
-          <w:sz w:val="20"/>
-          <w:szCs w:val="20"/>
-        </w:rPr>
-        <w:t xml:space="preserve">Placed 3rd out of all competing teams at the Inaugural PPH Medical Hackathon (2026) by designing and building a rule-based clinical decision support system for postpartum hemorrhage (PPH) risk assessment within a 2-day hackathon window.</w:t>
+        <w:t xml:space="preserve">   PHP • JavaScript • MySQL • HTML/CSS • Rule-Based System</w:t>
+      </w:r>
+    </w:p>
+    <w:p>
+      <w:pPr>
+        <w:pStyle w:val="ListParagraph"/>
+        <w:numPr>
+          <w:ilvl w:val="0"/>
+          <w:numId w:val="2"/>
+        </w:numPr>
+        <w:spacing w:after="15" w:line="230"/>
+      </w:pPr>
+      <w:r>
+        <w:rPr>
+          <w:rFonts w:ascii="Calibri" w:cs="Calibri" w:eastAsia="Calibri" w:hAnsi="Calibri"/>
+          <w:sz w:val="20"/>
+          <w:szCs w:val="20"/>
+        </w:rPr>
+        <w:t xml:space="preserve">Placed 3rd out of all competing teams at the Inaugural PPH Medical Hackathon (2026) by designing and building a full-stack rule-based clinical decision support system for postpartum hemorrhage (PPH) risk assessment within a 2-day hackathon window.</w:t>
       </w:r>
     </w:p>
     <w:p>
@@ -297,6 +297,24 @@
           <w:szCs w:val="20"/>
         </w:rPr>
         <w:t xml:space="preserve">Enabled faster, more consistent triage decisions for healthcare workers by developing PHP backend logic that processes maternal health indicators and classifies patients into clear risk levels.</w:t>
+      </w:r>
+    </w:p>
+    <w:p>
+      <w:pPr>
+        <w:pStyle w:val="ListParagraph"/>
+        <w:numPr>
+          <w:ilvl w:val="0"/>
+          <w:numId w:val="2"/>
+        </w:numPr>
+        <w:spacing w:after="15" w:line="230"/>
+      </w:pPr>
+      <w:r>
+        <w:rPr>
+          <w:rFonts w:ascii="Calibri" w:cs="Calibri" w:eastAsia="Calibri" w:hAnsi="Calibri"/>
+          <w:sz w:val="20"/>
+          <w:szCs w:val="20"/>
+        </w:rPr>
+        <w:t xml:space="preserve">Supported earlier detection of PPH risk in mothers with limited hospital access by building a JavaScript frontend with a symptom intake interface that evaluates responses against clinical risk indicators and automatically routes high-risk cases to community health providers and nurses.</w:t>
       </w:r>
     </w:p>
     <w:p>
@@ -395,68 +413,6 @@
           <w:szCs w:val="20"/>
         </w:rPr>
         <w:t xml:space="preserve">Delivered the project independently as a second-year student, ahead of formally covering the topic in coursework, by proactively seeking out and applying expert input.</w:t>
-      </w:r>
-    </w:p>
-    <w:p>
-      <w:pPr>
-        <w:spacing w:after="5" w:before="60"/>
-      </w:pPr>
-      <w:r>
-        <w:rPr>
-          <w:rFonts w:ascii="Calibri" w:cs="Calibri" w:eastAsia="Calibri" w:hAnsi="Calibri"/>
-          <w:b/>
-          <w:bCs/>
-          <w:sz w:val="20"/>
-          <w:szCs w:val="20"/>
-        </w:rPr>
-        <w:t xml:space="preserve">PPH Early-Warning Tool — PPH Hackathon</w:t>
-      </w:r>
-      <w:r>
-        <w:rPr>
-          <w:rFonts w:ascii="Calibri" w:cs="Calibri" w:eastAsia="Calibri" w:hAnsi="Calibri"/>
-          <w:i/>
-          <w:iCs/>
-          <w:color w:val="555555"/>
-          <w:sz w:val="18"/>
-          <w:szCs w:val="18"/>
-        </w:rPr>
-        <w:t xml:space="preserve">   JavaScript, HTML, CSS | Rule-Based Decision Logic</w:t>
-      </w:r>
-    </w:p>
-    <w:p>
-      <w:pPr>
-        <w:pStyle w:val="ListParagraph"/>
-        <w:numPr>
-          <w:ilvl w:val="0"/>
-          <w:numId w:val="2"/>
-        </w:numPr>
-        <w:spacing w:after="15" w:line="230"/>
-      </w:pPr>
-      <w:r>
-        <w:rPr>
-          <w:rFonts w:ascii="Calibri" w:cs="Calibri" w:eastAsia="Calibri" w:hAnsi="Calibri"/>
-          <w:sz w:val="20"/>
-          <w:szCs w:val="20"/>
-        </w:rPr>
-        <w:t xml:space="preserve">Supported earlier detection of PPH risk in mothers with limited hospital access by building the frontend and rule-based decision engine, including a symptom intake interface that evaluates responses against clinical risk indicators.</w:t>
-      </w:r>
-    </w:p>
-    <w:p>
-      <w:pPr>
-        <w:pStyle w:val="ListParagraph"/>
-        <w:numPr>
-          <w:ilvl w:val="0"/>
-          <w:numId w:val="2"/>
-        </w:numPr>
-        <w:spacing w:after="15" w:line="230"/>
-      </w:pPr>
-      <w:r>
-        <w:rPr>
-          <w:rFonts w:ascii="Calibri" w:cs="Calibri" w:eastAsia="Calibri" w:hAnsi="Calibri"/>
-          <w:sz w:val="20"/>
-          <w:szCs w:val="20"/>
-        </w:rPr>
-        <w:t xml:space="preserve">Supported faster triage in underserved areas by designing the tool to automatically route flagged, high-risk cases to community health providers and nurses.</w:t>
       </w:r>
     </w:p>
     <w:p>

--- a/Angel_Wangari_Resume.docx
+++ b/Angel_Wangari_Resume.docx
@@ -294,7 +294,7 @@
         <w:pStyle w:val="ListParagraph"/>
         <w:numPr>
           <w:ilvl w:val="0"/>
-          <w:numId w:val="3"/>
+          <w:numId w:val="4"/>
         </w:numPr>
         <w:spacing w:lineRule="auto" w:line="230" w:before="0" w:after="15"/>
         <w:rPr/>
@@ -313,7 +313,7 @@
         <w:pStyle w:val="ListParagraph"/>
         <w:numPr>
           <w:ilvl w:val="0"/>
-          <w:numId w:val="1"/>
+          <w:numId w:val="5"/>
         </w:numPr>
         <w:spacing w:lineRule="auto" w:line="230" w:before="0" w:after="15"/>
         <w:rPr/>
@@ -332,7 +332,7 @@
         <w:pStyle w:val="ListParagraph"/>
         <w:numPr>
           <w:ilvl w:val="0"/>
-          <w:numId w:val="1"/>
+          <w:numId w:val="6"/>
         </w:numPr>
         <w:spacing w:lineRule="auto" w:line="230" w:before="0" w:after="15"/>
         <w:rPr/>
@@ -343,23 +343,7 @@
           <w:sz w:val="20"/>
           <w:szCs w:val="20"/>
         </w:rPr>
-        <w:t xml:space="preserve">Supported earlier detection of PPH risk in mothers with limited hospital access by building a JavaScript, </w:t>
-      </w:r>
-      <w:r>
-        <w:rPr>
-          <w:rFonts w:eastAsia="Calibri" w:cs="Calibri" w:ascii="Calibri" w:hAnsi="Calibri"/>
-          <w:sz w:val="20"/>
-          <w:szCs w:val="20"/>
-        </w:rPr>
-        <w:t>HTML , CSS</w:t>
-      </w:r>
-      <w:r>
-        <w:rPr>
-          <w:rFonts w:eastAsia="Calibri" w:cs="Calibri" w:ascii="Calibri" w:hAnsi="Calibri"/>
-          <w:sz w:val="20"/>
-          <w:szCs w:val="20"/>
-        </w:rPr>
-        <w:t xml:space="preserve"> frontend with a symptom intake interface that evaluates responses against clinical risk indicators and automatically routes high-risk cases to community health providers and nurses.</w:t>
+        <w:t>Supported earlier detection of PPH risk in mothers with limited hospital access by building a JavaScript, HTML , CSS frontend with a symptom intake interface that evaluates responses against clinical risk indicators and automatically routes high-risk cases to community health providers and nurses.</w:t>
       </w:r>
     </w:p>
     <w:p>
@@ -373,7 +357,11 @@
         </w:rPr>
       </w:pPr>
       <w:r>
-        <w:rPr/>
+        <w:rPr>
+          <w:rFonts w:eastAsia="Calibri" w:cs="Calibri" w:ascii="Calibri" w:hAnsi="Calibri"/>
+          <w:sz w:val="20"/>
+          <w:szCs w:val="20"/>
+        </w:rPr>
       </w:r>
     </w:p>
     <w:p>
@@ -409,7 +397,7 @@
         <w:pStyle w:val="ListParagraph"/>
         <w:numPr>
           <w:ilvl w:val="0"/>
-          <w:numId w:val="1"/>
+          <w:numId w:val="7"/>
         </w:numPr>
         <w:spacing w:lineRule="auto" w:line="230" w:before="0" w:after="15"/>
         <w:rPr/>
@@ -428,7 +416,7 @@
         <w:pStyle w:val="ListParagraph"/>
         <w:numPr>
           <w:ilvl w:val="0"/>
-          <w:numId w:val="1"/>
+          <w:numId w:val="8"/>
         </w:numPr>
         <w:spacing w:lineRule="auto" w:line="230" w:before="0" w:after="15"/>
         <w:rPr/>
@@ -447,7 +435,7 @@
         <w:pStyle w:val="ListParagraph"/>
         <w:numPr>
           <w:ilvl w:val="0"/>
-          <w:numId w:val="1"/>
+          <w:numId w:val="9"/>
         </w:numPr>
         <w:spacing w:lineRule="auto" w:line="230" w:before="0" w:after="15"/>
         <w:rPr/>
@@ -494,7 +482,7 @@
         <w:pStyle w:val="ListParagraph"/>
         <w:numPr>
           <w:ilvl w:val="0"/>
-          <w:numId w:val="1"/>
+          <w:numId w:val="10"/>
         </w:numPr>
         <w:spacing w:lineRule="auto" w:line="230" w:before="0" w:after="15"/>
         <w:rPr/>
@@ -541,7 +529,7 @@
         <w:pStyle w:val="ListParagraph"/>
         <w:numPr>
           <w:ilvl w:val="0"/>
-          <w:numId w:val="1"/>
+          <w:numId w:val="11"/>
         </w:numPr>
         <w:spacing w:lineRule="auto" w:line="230" w:before="0" w:after="15"/>
         <w:rPr/>
@@ -582,7 +570,7 @@
         <w:pStyle w:val="ListParagraph"/>
         <w:numPr>
           <w:ilvl w:val="0"/>
-          <w:numId w:val="1"/>
+          <w:numId w:val="12"/>
         </w:numPr>
         <w:spacing w:lineRule="auto" w:line="230" w:before="0" w:after="15"/>
         <w:rPr/>
@@ -601,7 +589,7 @@
         <w:pStyle w:val="ListParagraph"/>
         <w:numPr>
           <w:ilvl w:val="0"/>
-          <w:numId w:val="1"/>
+          <w:numId w:val="13"/>
         </w:numPr>
         <w:spacing w:lineRule="auto" w:line="230" w:before="0" w:after="15"/>
         <w:rPr/>
@@ -659,10 +647,14 @@
         <w:pStyle w:val="ListParagraph"/>
         <w:numPr>
           <w:ilvl w:val="0"/>
-          <w:numId w:val="1"/>
+          <w:numId w:val="14"/>
         </w:numPr>
         <w:spacing w:lineRule="auto" w:line="230" w:before="0" w:after="15"/>
-        <w:rPr/>
+        <w:rPr>
+          <w:rFonts w:ascii="Calibri" w:hAnsi="Calibri" w:eastAsia="Calibri" w:cs="Calibri"/>
+          <w:sz w:val="20"/>
+          <w:szCs w:val="20"/>
+        </w:rPr>
       </w:pPr>
       <w:r>
         <w:rPr>
@@ -675,6 +667,36 @@
     </w:p>
     <w:p>
       <w:pPr>
+        <w:pStyle w:val="ListParagraph"/>
+        <w:numPr>
+          <w:ilvl w:val="0"/>
+          <w:numId w:val="0"/>
+        </w:numPr>
+        <w:spacing w:lineRule="auto" w:line="230" w:before="0" w:after="15"/>
+        <w:ind w:hanging="0" w:left="360"/>
+        <w:rPr>
+          <w:rFonts w:ascii="Calibri" w:hAnsi="Calibri" w:eastAsia="Calibri" w:cs="Calibri"/>
+          <w:i/>
+          <w:i/>
+          <w:iCs/>
+          <w:color w:val="555555"/>
+          <w:sz w:val="20"/>
+          <w:szCs w:val="20"/>
+        </w:rPr>
+      </w:pPr>
+      <w:r>
+        <w:rPr>
+          <w:rFonts w:eastAsia="Calibri" w:cs="Calibri" w:ascii="Calibri" w:hAnsi="Calibri"/>
+          <w:i/>
+          <w:iCs/>
+          <w:color w:val="555555"/>
+          <w:sz w:val="20"/>
+          <w:szCs w:val="20"/>
+        </w:rPr>
+      </w:r>
+    </w:p>
+    <w:p>
+      <w:pPr>
         <w:pStyle w:val="Normal"/>
         <w:spacing w:before="60" w:after="5"/>
         <w:rPr/>
@@ -687,7 +709,7 @@
           <w:sz w:val="20"/>
           <w:szCs w:val="20"/>
         </w:rPr>
-        <w:t>Python Programming — Self-Taught</w:t>
+        <w:t>Volunteer — Palm Beach Hospital</w:t>
       </w:r>
       <w:r>
         <w:rPr>
@@ -698,7 +720,7 @@
           <w:sz w:val="18"/>
           <w:szCs w:val="18"/>
         </w:rPr>
-        <w:t xml:space="preserve">   Aug 2024 – Dec 2024</w:t>
+        <w:t xml:space="preserve">   Mar 2024 – Jul 2024</w:t>
       </w:r>
     </w:p>
     <w:p>
@@ -706,54 +728,7 @@
         <w:pStyle w:val="ListParagraph"/>
         <w:numPr>
           <w:ilvl w:val="0"/>
-          <w:numId w:val="1"/>
-        </w:numPr>
-        <w:spacing w:lineRule="auto" w:line="230" w:before="0" w:after="15"/>
-        <w:rPr/>
-      </w:pPr>
-      <w:r>
-        <w:rPr>
-          <w:rFonts w:eastAsia="Calibri" w:cs="Calibri" w:ascii="Calibri" w:hAnsi="Calibri"/>
-          <w:sz w:val="20"/>
-          <w:szCs w:val="20"/>
-        </w:rPr>
-        <w:t>Built a foundation in core Python by completing 60+ hours of self-taught content without formal instruction, then published a calculator, tic-tac-toe game, and text-based games to GitHub.</w:t>
-      </w:r>
-    </w:p>
-    <w:p>
-      <w:pPr>
-        <w:pStyle w:val="Normal"/>
-        <w:spacing w:before="60" w:after="5"/>
-        <w:rPr/>
-      </w:pPr>
-      <w:r>
-        <w:rPr>
-          <w:rFonts w:eastAsia="Calibri" w:cs="Calibri" w:ascii="Calibri" w:hAnsi="Calibri"/>
-          <w:b/>
-          <w:bCs/>
-          <w:sz w:val="20"/>
-          <w:szCs w:val="20"/>
-        </w:rPr>
-        <w:t>Volunteer — Palm Beach Hospital</w:t>
-      </w:r>
-      <w:r>
-        <w:rPr>
-          <w:rFonts w:eastAsia="Calibri" w:cs="Calibri" w:ascii="Calibri" w:hAnsi="Calibri"/>
-          <w:i/>
-          <w:iCs/>
-          <w:color w:val="555555"/>
-          <w:sz w:val="18"/>
-          <w:szCs w:val="18"/>
-        </w:rPr>
-        <w:t xml:space="preserve">   Mar 2024 – Jul 2024</w:t>
-      </w:r>
-    </w:p>
-    <w:p>
-      <w:pPr>
-        <w:pStyle w:val="ListParagraph"/>
-        <w:numPr>
-          <w:ilvl w:val="0"/>
-          <w:numId w:val="1"/>
+          <w:numId w:val="15"/>
         </w:numPr>
         <w:spacing w:lineRule="auto" w:line="230" w:before="0" w:after="15"/>
         <w:rPr/>
@@ -865,6 +840,7 @@
         </w:tabs>
         <w:ind w:left="1080" w:hanging="360"/>
       </w:pPr>
+      <w:rPr/>
     </w:lvl>
     <w:lvl w:ilvl="2">
       <w:start w:val="1"/>
@@ -877,6 +853,7 @@
         </w:tabs>
         <w:ind w:left="1440" w:hanging="360"/>
       </w:pPr>
+      <w:rPr/>
     </w:lvl>
     <w:lvl w:ilvl="3">
       <w:start w:val="1"/>
@@ -889,6 +866,7 @@
         </w:tabs>
         <w:ind w:left="1800" w:hanging="360"/>
       </w:pPr>
+      <w:rPr/>
     </w:lvl>
     <w:lvl w:ilvl="4">
       <w:start w:val="1"/>
@@ -901,6 +879,7 @@
         </w:tabs>
         <w:ind w:left="2160" w:hanging="360"/>
       </w:pPr>
+      <w:rPr/>
     </w:lvl>
     <w:lvl w:ilvl="5">
       <w:start w:val="1"/>
@@ -913,6 +892,7 @@
         </w:tabs>
         <w:ind w:left="2520" w:hanging="360"/>
       </w:pPr>
+      <w:rPr/>
     </w:lvl>
     <w:lvl w:ilvl="6">
       <w:start w:val="1"/>
@@ -925,6 +905,7 @@
         </w:tabs>
         <w:ind w:left="2880" w:hanging="360"/>
       </w:pPr>
+      <w:rPr/>
     </w:lvl>
     <w:lvl w:ilvl="7">
       <w:start w:val="1"/>
@@ -937,6 +918,7 @@
         </w:tabs>
         <w:ind w:left="3240" w:hanging="360"/>
       </w:pPr>
+      <w:rPr/>
     </w:lvl>
     <w:lvl w:ilvl="8">
       <w:start w:val="1"/>
@@ -949,9 +931,131 @@
         </w:tabs>
         <w:ind w:left="3600" w:hanging="360"/>
       </w:pPr>
+      <w:rPr/>
     </w:lvl>
   </w:abstractNum>
   <w:abstractNum w:abstractNumId="2">
+    <w:lvl w:ilvl="0">
+      <w:start w:val="1"/>
+      <w:numFmt w:val="bullet"/>
+      <w:lvlText w:val=""/>
+      <w:lvlJc w:val="left"/>
+      <w:pPr>
+        <w:tabs>
+          <w:tab w:val="num" w:pos="0"/>
+        </w:tabs>
+        <w:ind w:left="360" w:hanging="260"/>
+      </w:pPr>
+      <w:rPr>
+        <w:rFonts w:ascii="Symbol" w:hAnsi="Symbol" w:cs="Symbol" w:hint="default"/>
+      </w:rPr>
+    </w:lvl>
+    <w:lvl w:ilvl="1">
+      <w:start w:val="1"/>
+      <w:numFmt w:val="decimal"/>
+      <w:lvlText w:val="%2."/>
+      <w:lvlJc w:val="left"/>
+      <w:pPr>
+        <w:tabs>
+          <w:tab w:val="num" w:pos="1080"/>
+        </w:tabs>
+        <w:ind w:left="1080" w:hanging="360"/>
+      </w:pPr>
+      <w:rPr/>
+    </w:lvl>
+    <w:lvl w:ilvl="2">
+      <w:start w:val="1"/>
+      <w:numFmt w:val="decimal"/>
+      <w:lvlText w:val="%3."/>
+      <w:lvlJc w:val="left"/>
+      <w:pPr>
+        <w:tabs>
+          <w:tab w:val="num" w:pos="1440"/>
+        </w:tabs>
+        <w:ind w:left="1440" w:hanging="360"/>
+      </w:pPr>
+      <w:rPr/>
+    </w:lvl>
+    <w:lvl w:ilvl="3">
+      <w:start w:val="1"/>
+      <w:numFmt w:val="decimal"/>
+      <w:lvlText w:val="%4."/>
+      <w:lvlJc w:val="left"/>
+      <w:pPr>
+        <w:tabs>
+          <w:tab w:val="num" w:pos="1800"/>
+        </w:tabs>
+        <w:ind w:left="1800" w:hanging="360"/>
+      </w:pPr>
+      <w:rPr/>
+    </w:lvl>
+    <w:lvl w:ilvl="4">
+      <w:start w:val="1"/>
+      <w:numFmt w:val="decimal"/>
+      <w:lvlText w:val="%5."/>
+      <w:lvlJc w:val="left"/>
+      <w:pPr>
+        <w:tabs>
+          <w:tab w:val="num" w:pos="2160"/>
+        </w:tabs>
+        <w:ind w:left="2160" w:hanging="360"/>
+      </w:pPr>
+      <w:rPr/>
+    </w:lvl>
+    <w:lvl w:ilvl="5">
+      <w:start w:val="1"/>
+      <w:numFmt w:val="decimal"/>
+      <w:lvlText w:val="%6."/>
+      <w:lvlJc w:val="left"/>
+      <w:pPr>
+        <w:tabs>
+          <w:tab w:val="num" w:pos="2520"/>
+        </w:tabs>
+        <w:ind w:left="2520" w:hanging="360"/>
+      </w:pPr>
+      <w:rPr/>
+    </w:lvl>
+    <w:lvl w:ilvl="6">
+      <w:start w:val="1"/>
+      <w:numFmt w:val="decimal"/>
+      <w:lvlText w:val="%7."/>
+      <w:lvlJc w:val="left"/>
+      <w:pPr>
+        <w:tabs>
+          <w:tab w:val="num" w:pos="2880"/>
+        </w:tabs>
+        <w:ind w:left="2880" w:hanging="360"/>
+      </w:pPr>
+      <w:rPr/>
+    </w:lvl>
+    <w:lvl w:ilvl="7">
+      <w:start w:val="1"/>
+      <w:numFmt w:val="decimal"/>
+      <w:lvlText w:val="%8."/>
+      <w:lvlJc w:val="left"/>
+      <w:pPr>
+        <w:tabs>
+          <w:tab w:val="num" w:pos="3240"/>
+        </w:tabs>
+        <w:ind w:left="3240" w:hanging="360"/>
+      </w:pPr>
+      <w:rPr/>
+    </w:lvl>
+    <w:lvl w:ilvl="8">
+      <w:start w:val="1"/>
+      <w:numFmt w:val="decimal"/>
+      <w:lvlText w:val="%9."/>
+      <w:lvlJc w:val="left"/>
+      <w:pPr>
+        <w:tabs>
+          <w:tab w:val="num" w:pos="3600"/>
+        </w:tabs>
+        <w:ind w:left="3600" w:hanging="360"/>
+      </w:pPr>
+      <w:rPr/>
+    </w:lvl>
+  </w:abstractNum>
+  <w:abstractNum w:abstractNumId="3">
     <w:lvl w:ilvl="0">
       <w:start w:val="1"/>
       <w:numFmt w:val="none"/>
@@ -1077,10 +1181,46 @@
     <w:abstractNumId w:val="2"/>
   </w:num>
   <w:num w:numId="3">
-    <w:abstractNumId w:val="1"/>
+    <w:abstractNumId w:val="3"/>
+  </w:num>
+  <w:num w:numId="4">
+    <w:abstractNumId w:val="2"/>
     <w:lvlOverride w:ilvl="0">
       <w:startOverride w:val="1"/>
     </w:lvlOverride>
+  </w:num>
+  <w:num w:numId="5">
+    <w:abstractNumId w:val="2"/>
+  </w:num>
+  <w:num w:numId="6">
+    <w:abstractNumId w:val="2"/>
+  </w:num>
+  <w:num w:numId="7">
+    <w:abstractNumId w:val="2"/>
+  </w:num>
+  <w:num w:numId="8">
+    <w:abstractNumId w:val="2"/>
+  </w:num>
+  <w:num w:numId="9">
+    <w:abstractNumId w:val="2"/>
+  </w:num>
+  <w:num w:numId="10">
+    <w:abstractNumId w:val="2"/>
+  </w:num>
+  <w:num w:numId="11">
+    <w:abstractNumId w:val="2"/>
+  </w:num>
+  <w:num w:numId="12">
+    <w:abstractNumId w:val="2"/>
+  </w:num>
+  <w:num w:numId="13">
+    <w:abstractNumId w:val="2"/>
+  </w:num>
+  <w:num w:numId="14">
+    <w:abstractNumId w:val="2"/>
+  </w:num>
+  <w:num w:numId="15">
+    <w:abstractNumId w:val="2"/>
   </w:num>
 </w:numbering>
 </file>
@@ -1105,6 +1245,7 @@
     <w:qFormat/>
     <w:pPr>
       <w:widowControl/>
+      <w:suppressAutoHyphens w:val="true"/>
       <w:bidi w:val="0"/>
       <w:spacing w:before="0" w:after="0"/>
       <w:jc w:val="left"/>
@@ -1189,11 +1330,18 @@
       <w:u w:val="single"/>
     </w:rPr>
   </w:style>
-  <w:style w:type="character" w:styleId="FootnoteCharacters">
-    <w:name w:val="Footnote Characters"/>
+  <w:style w:type="character" w:styleId="FootnoteCharactersuser">
+    <w:name w:val="Footnote Characters (user)"/>
     <w:uiPriority w:val="99"/>
     <w:semiHidden/>
     <w:unhideWhenUsed/>
+    <w:qFormat/>
+    <w:rPr>
+      <w:vertAlign w:val="superscript"/>
+    </w:rPr>
+  </w:style>
+  <w:style w:type="character" w:styleId="FootnoteCharacters">
+    <w:name w:val="Footnote Characters"/>
     <w:qFormat/>
     <w:rPr>
       <w:vertAlign w:val="superscript"/>
@@ -1217,11 +1365,18 @@
       <w:szCs w:val="20"/>
     </w:rPr>
   </w:style>
-  <w:style w:type="character" w:styleId="EndnoteCharacters">
-    <w:name w:val="Endnote Characters"/>
+  <w:style w:type="character" w:styleId="EndnoteCharactersuser">
+    <w:name w:val="Endnote Characters (user)"/>
     <w:uiPriority w:val="99"/>
     <w:semiHidden/>
     <w:unhideWhenUsed/>
+    <w:qFormat/>
+    <w:rPr>
+      <w:vertAlign w:val="superscript"/>
+    </w:rPr>
+  </w:style>
+  <w:style w:type="character" w:styleId="EndnoteCharacters">
+    <w:name w:val="Endnote Characters"/>
     <w:qFormat/>
     <w:rPr>
       <w:vertAlign w:val="superscript"/>
@@ -1318,6 +1473,7 @@
     <w:qFormat/>
     <w:pPr>
       <w:widowControl/>
+      <w:suppressAutoHyphens w:val="true"/>
       <w:bidi w:val="0"/>
       <w:spacing w:before="0" w:after="0"/>
       <w:jc w:val="left"/>
@@ -1338,6 +1494,7 @@
     <w:qFormat/>
     <w:pPr>
       <w:widowControl/>
+      <w:suppressAutoHyphens w:val="true"/>
       <w:bidi w:val="0"/>
       <w:spacing w:before="0" w:after="0"/>
       <w:jc w:val="left"/>
